--- a/Assignment 4.docx
+++ b/Assignment 4.docx
@@ -1549,6 +1549,7 @@
     </w:p>
     <w:p>
       <w:pPr>
+        <w:pStyle w:val="ListParagraph"/>
         <w:rPr>
           <w:rFonts w:ascii="Calibri" w:hAnsi="Calibri"/>
           <w:sz w:val="28"/>
@@ -1931,18 +1932,8 @@
           <w:lang w:val="en-IN" w:eastAsia="en-IN"/>
           <w14:ligatures w14:val="none"/>
         </w:rPr>
-        <w:lastRenderedPageBreak/>
         <w:t>Support testing and production systems</w:t>
       </w:r>
-    </w:p>
-    <w:p>
-      <w:pPr>
-        <w:rPr>
-          <w:rFonts w:ascii="Calibri" w:hAnsi="Calibri"/>
-          <w:sz w:val="28"/>
-          <w:szCs w:val="28"/>
-        </w:rPr>
-      </w:pPr>
     </w:p>
     <w:sectPr>
       <w:pgSz w:w="12240" w:h="15840"/>
@@ -4400,6 +4391,7 @@
   <w:style w:type="character" w:default="1" w:styleId="DefaultParagraphFont">
     <w:name w:val="Default Paragraph Font"/>
     <w:uiPriority w:val="1"/>
+    <w:semiHidden/>
     <w:unhideWhenUsed/>
   </w:style>
   <w:style w:type="table" w:default="1" w:styleId="TableNormal">
